--- a/pathway-orientation/docs/facilitators-guide.docx
+++ b/pathway-orientation/docs/facilitators-guide.docx
@@ -464,7 +464,7 @@
           <w:sz w:val="21"/>
           <w:szCs w:val="21"/>
         </w:rPr>
-        <w:t xml:space="preserve">This guide has not yet been piloted in a real classroom. Read it fully before your first session, adapt the timings to your own periods, and — if possible — have a second Guidance teacher or school counsellor review it with you first. Please also read docs/syllabus-mapping.docx alongside this guide: it names the same four competency domains (A–D) used throughout this document, and flags what still needs verifying against the official CDC syllabus.</w:t>
+        <w:t xml:space="preserve">This guide has not yet been piloted in a real classroom. Read it fully before your first session, adapt the timings to your own periods, and — if possible — have a second Guidance teacher or school counsellor review it with you first. Please also read docs/syllabus-mapping.docx alongside this guide: it grounds the same four official Careers Guidance and Counselling areas — Personal, Social, Vocational, Educational (PSVE) — used throughout this document in the 2023 Zambia Education Curriculum Framework, and names one item still worth confirming with CDC (its Section 2.3).</w:t>
       </w:r>
     </w:p>
     <w:p>
@@ -643,7 +643,7 @@
           <w:sz w:val="21"/>
           <w:szCs w:val="21"/>
         </w:rPr>
-        <w:t xml:space="preserve">Describe their own dominant and secondary working style in their own words (Domain A).</w:t>
+        <w:t xml:space="preserve">Describe their own dominant and secondary working style in their own words (Personal).</w:t>
       </w:r>
     </w:p>
     <w:p>
@@ -662,7 +662,7 @@
           <w:sz w:val="21"/>
           <w:szCs w:val="21"/>
         </w:rPr>
-        <w:t xml:space="preserve">Explain at least one realistic feature of what day-to-day work is like in a field connected to their result (Domain B).</w:t>
+        <w:t xml:space="preserve">Explain at least one realistic feature of what day-to-day work is like in a field connected to their result (Vocational).</w:t>
       </w:r>
     </w:p>
     <w:p>
@@ -681,7 +681,7 @@
           <w:sz w:val="21"/>
           <w:szCs w:val="21"/>
         </w:rPr>
-        <w:t xml:space="preserve">State one concrete decision or next step they intend to take before the end of term, and one person they will discuss it with (Domain C).</w:t>
+        <w:t xml:space="preserve">State one concrete decision or next step they intend to take before the end of term, and one person they will discuss it with (Educational).</w:t>
       </w:r>
     </w:p>
     <w:p>
@@ -700,7 +700,26 @@
           <w:sz w:val="21"/>
           <w:szCs w:val="21"/>
         </w:rPr>
-        <w:t xml:space="preserve">Name at least one subject, institution, or career example from their own Pathways to Explore section (Domain D).</w:t>
+        <w:t xml:space="preserve">Name at least one subject, institution, or career example from their own Pathways to Explore section (Vocational, Educational).</w:t>
+      </w:r>
+    </w:p>
+    <w:p>
+      <w:pPr>
+        <w:pStyle w:val="ListParagraph"/>
+        <w:numPr>
+          <w:ilvl w:val="0"/>
+          <w:numId w:val="2"/>
+        </w:numPr>
+        <w:spacing w:after="80"/>
+      </w:pPr>
+      <w:r>
+        <w:rPr>
+          <w:rFonts w:ascii="Calibri" w:cs="Calibri" w:eastAsia="Calibri" w:hAnsi="Calibri"/>
+          <w:color w:val="221F1A"/>
+          <w:sz w:val="21"/>
+          <w:szCs w:val="21"/>
+        </w:rPr>
+        <w:t xml:space="preserve">Identify one way their own working style could complement a classmate's different working style on a shared task (Social).</w:t>
       </w:r>
     </w:p>
     <w:p>
@@ -1152,7 +1171,7 @@
                 <w:sz w:val="19"/>
                 <w:szCs w:val="19"/>
               </w:rPr>
-              <w:t xml:space="preserve">Domain A</w:t>
+              <w:t xml:space="preserve">Personal</w:t>
             </w:r>
           </w:p>
         </w:tc>
@@ -1308,7 +1327,7 @@
                 <w:sz w:val="19"/>
                 <w:szCs w:val="19"/>
               </w:rPr>
-              <w:t xml:space="preserve">Domain A</w:t>
+              <w:t xml:space="preserve">Personal</w:t>
             </w:r>
           </w:p>
         </w:tc>
@@ -1401,7 +1420,7 @@
                 <w:sz w:val="19"/>
                 <w:szCs w:val="19"/>
               </w:rPr>
-              <w:t xml:space="preserve">World of Work, Decisions &amp; Pathways</w:t>
+              <w:t xml:space="preserve">World of Work, Decisions, Pathways &amp; Working Together</w:t>
             </w:r>
           </w:p>
         </w:tc>
@@ -1431,7 +1450,7 @@
                 <w:sz w:val="19"/>
                 <w:szCs w:val="19"/>
               </w:rPr>
-              <w:t xml:space="preserve">~40–80 min</w:t>
+              <w:t xml:space="preserve">~45–85 min</w:t>
             </w:r>
           </w:p>
         </w:tc>
@@ -1461,7 +1480,7 @@
                 <w:sz w:val="19"/>
                 <w:szCs w:val="19"/>
               </w:rPr>
-              <w:t xml:space="preserve">Domains B, C, D</w:t>
+              <w:t xml:space="preserve">Vocational, Educational, Social</w:t>
             </w:r>
           </w:p>
         </w:tc>
@@ -1491,7 +1510,7 @@
                 <w:sz w:val="19"/>
                 <w:szCs w:val="19"/>
               </w:rPr>
-              <w:t xml:space="preserve">Facilitator input on realities of each orientation's work; goal-setting worksheet; pathways discussion</w:t>
+              <w:t xml:space="preserve">Facilitator input on realities of each orientation's work; goal-setting worksheet; pathways discussion with a short teamwork reflection</w:t>
             </w:r>
           </w:p>
         </w:tc>
@@ -1536,7 +1555,7 @@
           <w:sz w:val="21"/>
           <w:szCs w:val="21"/>
         </w:rPr>
-        <w:t xml:space="preserve">Domain: A — Self-Awareness</w:t>
+        <w:t xml:space="preserve">PSVE area: Personal</w:t>
       </w:r>
     </w:p>
     <w:p>
@@ -1668,7 +1687,7 @@
           <w:sz w:val="21"/>
           <w:szCs w:val="21"/>
         </w:rPr>
-        <w:t xml:space="preserve">Domain: A — Self-Appraisal</w:t>
+        <w:t xml:space="preserve">PSVE area: Personal</w:t>
       </w:r>
     </w:p>
     <w:p>
@@ -1788,7 +1807,7 @@
           <w:sz w:val="30"/>
           <w:szCs w:val="30"/>
         </w:rPr>
-        <w:t xml:space="preserve">8. Session 3 — World of Work, Decisions &amp; Pathways</w:t>
+        <w:t xml:space="preserve">8. Session 3 — World of Work, Decisions, Pathways &amp; Working Together</w:t>
       </w:r>
     </w:p>
     <w:p>
@@ -1805,7 +1824,7 @@
           <w:sz w:val="21"/>
           <w:szCs w:val="21"/>
         </w:rPr>
-        <w:t xml:space="preserve">Domains: B, C, D</w:t>
+        <w:t xml:space="preserve">PSVE areas: Vocational, Educational, Social</w:t>
       </w:r>
     </w:p>
     <w:p>
@@ -1823,7 +1842,7 @@
           <w:sz w:val="21"/>
           <w:szCs w:val="21"/>
         </w:rPr>
-        <w:t xml:space="preserve">The printed workbook is strongest on self-awareness and on naming subjects/institutions, and weaker on what the work is actually like day-to-day and on explicit decision-making. This session is where you supply both, live.</w:t>
+        <w:t xml:space="preserve">The printed workbook is strongest on self-awareness (Personal) and on naming subjects/institutions (Educational), and weaker on what the work is actually like day-to-day (Vocational), on explicit decision-making (Educational), and on working with people whose orientation differs from your own (Social). This session is where you supply all three, live.</w:t>
       </w:r>
     </w:p>
     <w:p>
@@ -1840,7 +1859,7 @@
           <w:sz w:val="24"/>
           <w:szCs w:val="24"/>
         </w:rPr>
-        <w:t xml:space="preserve">8.1 World of Work (Domain B)</w:t>
+        <w:t xml:space="preserve">8.1 World of Work (Vocational)</w:t>
       </w:r>
     </w:p>
     <w:p>
@@ -2399,7 +2418,7 @@
           <w:sz w:val="24"/>
           <w:szCs w:val="24"/>
         </w:rPr>
-        <w:t xml:space="preserve">8.2 Decision-Making Worksheet (Domain C)</w:t>
+        <w:t xml:space="preserve">8.2 Decision-Making Worksheet (Educational)</w:t>
       </w:r>
     </w:p>
     <w:p>
@@ -2529,7 +2548,7 @@
           <w:sz w:val="24"/>
           <w:szCs w:val="24"/>
         </w:rPr>
-        <w:t xml:space="preserve">8.3 Pathways Discussion (Domain D)</w:t>
+        <w:t xml:space="preserve">8.3 Pathways Discussion &amp; Working Together (Educational, Vocational, Social)</w:t>
       </w:r>
     </w:p>
     <w:p>
@@ -2547,7 +2566,43 @@
           <w:sz w:val="21"/>
           <w:szCs w:val="21"/>
         </w:rPr>
-        <w:t xml:space="preserve">In small groups (mixed dominant orientations work best), let learners share one item each from their own Pathways to Explore section — a subject, institution, or career example — and why it appealed to them. Close with a whole-class round of one word each learner is taking away from today.</w:t>
+        <w:t xml:space="preserve">In small groups (mixed dominant orientations work best), let learners share one item each from their own Pathways to Explore section — a subject, institution, or career example — and why it appealed to them.</w:t>
+      </w:r>
+    </w:p>
+    <w:p>
+      <w:pPr>
+        <w:spacing w:after="120" w:before="0"/>
+      </w:pPr>
+      <w:r>
+        <w:rPr>
+          <w:rFonts w:ascii="Calibri" w:cs="Calibri" w:eastAsia="Calibri" w:hAnsi="Calibri"/>
+          <w:b w:val="false"/>
+          <w:bCs w:val="false"/>
+          <w:i w:val="false"/>
+          <w:iCs w:val="false"/>
+          <w:color w:val="221F1A"/>
+          <w:sz w:val="21"/>
+          <w:szCs w:val="21"/>
+        </w:rPr>
+        <w:t xml:space="preserve">Then, in the same small group, pose this question: “Imagine your group has been given one shared class project. Looking at each person's dominant orientation, what would each of you naturally be good at contributing? Is there an orientation missing from your group, and how could you cover for that gap together?” Give groups 5–8 minutes to discuss, then invite one or two groups to share one insight with the whole class.</w:t>
+      </w:r>
+    </w:p>
+    <w:p>
+      <w:pPr>
+        <w:spacing w:after="120" w:before="0"/>
+      </w:pPr>
+      <w:r>
+        <w:rPr>
+          <w:rFonts w:ascii="Calibri" w:cs="Calibri" w:eastAsia="Calibri" w:hAnsi="Calibri"/>
+          <w:b w:val="false"/>
+          <w:bCs w:val="false"/>
+          <w:i w:val="false"/>
+          <w:iCs w:val="false"/>
+          <w:color w:val="221F1A"/>
+          <w:sz w:val="21"/>
+          <w:szCs w:val="21"/>
+        </w:rPr>
+        <w:t xml:space="preserve">Close with a whole-class round of one word each learner is taking away from today.</w:t>
       </w:r>
     </w:p>
     <w:p>

--- a/pathway-orientation/docs/facilitators-guide.docx
+++ b/pathway-orientation/docs/facilitators-guide.docx
@@ -423,7 +423,7 @@
                 <w:sz w:val="19"/>
                 <w:szCs w:val="19"/>
               </w:rPr>
-              <w:t xml:space="preserve">14 September 2026</w:t>
+              <w:t xml:space="preserve">15 September 2026</w:t>
             </w:r>
           </w:p>
         </w:tc>
@@ -464,7 +464,7 @@
           <w:sz w:val="21"/>
           <w:szCs w:val="21"/>
         </w:rPr>
-        <w:t xml:space="preserve">This guide has not yet been piloted in a real classroom. Read it fully before your first session, adapt the timings to your own periods, and — if possible — have a second Guidance teacher or school counsellor review it with you first. Please also read docs/syllabus-mapping.docx alongside this guide: it grounds the same four official Careers Guidance and Counselling areas — Personal, Social, Vocational, Educational (PSVE) — used throughout this document in the 2023 Zambia Education Curriculum Framework, and names one item still worth confirming with CDC (its Section 2.3).</w:t>
+        <w:t xml:space="preserve">This guide has not yet been piloted in a real classroom. Read it fully before your first session, adapt the timings to your own periods, and — if possible — have a second Guidance teacher or school counsellor review it with you first. Please also read docs/syllabus-mapping.docx alongside this guide: it grounds the same four official Careers Guidance and Counselling areas — Personal, Social, Vocational, Educational (PSVE) — used throughout this document in the 2023 Zambia Education Curriculum Framework, and names one item still worth confirming with CDC (its Section 2.4).</w:t>
       </w:r>
     </w:p>
     <w:p>

--- a/pathway-orientation/docs/facilitators-guide.docx
+++ b/pathway-orientation/docs/facilitators-guide.docx
@@ -31,7 +31,7 @@
           <w:sz w:val="22"/>
           <w:szCs w:val="22"/>
         </w:rPr>
-        <w:t xml:space="preserve">Pathway Orientation — for Guidance and Counselling teachers running the workbook with Form 3 and Form 4 learners</w:t>
+        <w:t xml:space="preserve">Pathway Orientation: for Guidance and Counselling teachers running the workbook with Form 3 and Form 4 learners</w:t>
       </w:r>
     </w:p>
     <w:tbl>
@@ -108,7 +108,7 @@
                 <w:sz w:val="19"/>
                 <w:szCs w:val="19"/>
               </w:rPr>
-              <w:t xml:space="preserve">Facilitator's Guide — Pathway Orientation</w:t>
+              <w:t xml:space="preserve">Facilitator's Guide: Pathway Orientation</w:t>
             </w:r>
           </w:p>
         </w:tc>
@@ -297,7 +297,7 @@
                 <w:sz w:val="19"/>
                 <w:szCs w:val="19"/>
               </w:rPr>
-              <w:t xml:space="preserve">DRAFT — has not yet been piloted in a real classroom; review before use (see Section 1)</w:t>
+              <w:t xml:space="preserve">DRAFT: has not yet been piloted in a real classroom; review before use (see Section 1)</w:t>
             </w:r>
           </w:p>
         </w:tc>
@@ -423,7 +423,7 @@
                 <w:sz w:val="19"/>
                 <w:szCs w:val="19"/>
               </w:rPr>
-              <w:t xml:space="preserve">15 September 2026</w:t>
+              <w:t xml:space="preserve">16 September 2026</w:t>
             </w:r>
           </w:p>
         </w:tc>
@@ -464,7 +464,7 @@
           <w:sz w:val="21"/>
           <w:szCs w:val="21"/>
         </w:rPr>
-        <w:t xml:space="preserve">This guide has not yet been piloted in a real classroom. Read it fully before your first session, adapt the timings to your own periods, and — if possible — have a second Guidance teacher or school counsellor review it with you first. Please also read docs/syllabus-mapping.docx alongside this guide: it grounds the same four official Careers Guidance and Counselling areas — Personal, Social, Vocational, Educational (PSVE) — used throughout this document in the 2023 Zambia Education Curriculum Framework, and names one item still worth confirming with CDC (its Section 2.4).</w:t>
+        <w:t xml:space="preserve">This guide has not yet been piloted in a real classroom. Read it fully before your first session, adapt the timings to your own periods, and, if possible, have a second Guidance teacher or school counsellor review it with you first. Please also read docs/syllabus-mapping.docx alongside this guide: it grounds the same four official Careers Guidance and Counselling areas, Personal, Social, Vocational, Educational (PSVE), used throughout this document in the 2023 Zambia Education Curriculum Framework, and names one item still worth confirming with CDC (its Section 2.4).</w:t>
       </w:r>
     </w:p>
     <w:p>
@@ -484,7 +484,7 @@
           <w:sz w:val="30"/>
           <w:szCs w:val="30"/>
         </w:rPr>
-        <w:t xml:space="preserve">2. What This Tool Is — and Is Not</w:t>
+        <w:t xml:space="preserve">2. What This Tool Is, and Is Not</w:t>
       </w:r>
     </w:p>
     <w:tbl>
@@ -1538,7 +1538,7 @@
           <w:sz w:val="30"/>
           <w:szCs w:val="30"/>
         </w:rPr>
-        <w:t xml:space="preserve">6. Session 1 — Introduction &amp; Self-Assessment</w:t>
+        <w:t xml:space="preserve">6. Session 1: Introduction &amp; Self-Assessment</w:t>
       </w:r>
     </w:p>
     <w:p>
@@ -1612,7 +1612,7 @@
           <w:sz w:val="21"/>
           <w:szCs w:val="21"/>
         </w:rPr>
-        <w:t xml:space="preserve">Hand out workbooks (or arrange shared use — see Section 9) and read the instructions and 1–5 scale together as a class.</w:t>
+        <w:t xml:space="preserve">Hand out workbooks (or arrange shared use; see Section 9) and read the instructions and 1–5 scale together as a class.</w:t>
       </w:r>
     </w:p>
     <w:p>
@@ -1631,7 +1631,7 @@
           <w:sz w:val="21"/>
           <w:szCs w:val="21"/>
         </w:rPr>
-        <w:t xml:space="preserve">Let learners work through all 42 questions individually and silently. Circulate to answer procedural questions only (e.g. “what does this word mean”) — do not help them decide how to answer.</w:t>
+        <w:t xml:space="preserve">Let learners work through all 42 questions individually and silently. Circulate to answer procedural questions only (e.g. “what does this word mean”); do not help them decide how to answer.</w:t>
       </w:r>
     </w:p>
     <w:p>
@@ -1670,7 +1670,7 @@
           <w:sz w:val="30"/>
           <w:szCs w:val="30"/>
         </w:rPr>
-        <w:t xml:space="preserve">7. Session 2 — Scoring &amp; Reading Your Result</w:t>
+        <w:t xml:space="preserve">7. Session 2: Scoring &amp; Reading Your Result</w:t>
       </w:r>
     </w:p>
     <w:p>
@@ -1807,7 +1807,7 @@
           <w:sz w:val="30"/>
           <w:szCs w:val="30"/>
         </w:rPr>
-        <w:t xml:space="preserve">8. Session 3 — World of Work, Decisions, Pathways &amp; Working Together</w:t>
+        <w:t xml:space="preserve">8. Session 3: World of Work, Decisions, Pathways &amp; Working Together</w:t>
       </w:r>
     </w:p>
     <w:p>
@@ -1877,7 +1877,7 @@
           <w:sz w:val="21"/>
           <w:szCs w:val="21"/>
         </w:rPr>
-        <w:t xml:space="preserve">Read or paraphrase the note for each orientation represented in your class. Keep it honest — including the less glamorous parts named below is deliberate.</w:t>
+        <w:t xml:space="preserve">Read or paraphrase the note for each orientation represented in your class. Keep it honest: including the less glamorous parts named below is deliberate.</w:t>
       </w:r>
     </w:p>
     <w:tbl>
@@ -1990,7 +1990,7 @@
                 <w:sz w:val="19"/>
                 <w:szCs w:val="19"/>
               </w:rPr>
-              <w:t xml:space="preserve">Order Orientation — The Builder</w:t>
+              <w:t xml:space="preserve">Order Orientation: The Builder</w:t>
             </w:r>
           </w:p>
         </w:tc>
@@ -2020,7 +2020,7 @@
                 <w:sz w:val="19"/>
                 <w:szCs w:val="19"/>
               </w:rPr>
-              <w:t xml:space="preserve">People with strong Order often end up in work where a small mistake matters a lot — a wrong measurement on a building, an error in an accounts book. Much of the day is quiet and methodical: checking, planning, and following procedures precisely, sometimes for months before a project is finished.</w:t>
+              <w:t xml:space="preserve">People with strong Order often end up in work where a small mistake matters a lot: a wrong measurement on a building, an error in an accounts book. Much of the day is quiet and methodical: checking, planning, and following procedures precisely, sometimes for months before a project is finished.</w:t>
             </w:r>
           </w:p>
         </w:tc>
@@ -2053,7 +2053,7 @@
                 <w:sz w:val="19"/>
                 <w:szCs w:val="19"/>
               </w:rPr>
-              <w:t xml:space="preserve">Form Orientation — The Creator</w:t>
+              <w:t xml:space="preserve">Form Orientation: The Creator</w:t>
             </w:r>
           </w:p>
         </w:tc>
@@ -2084,7 +2084,7 @@
                 <w:sz w:val="19"/>
                 <w:szCs w:val="19"/>
               </w:rPr>
-              <w:t xml:space="preserve">Creative work often means long stretches with no fixed instructions — you decide what “good” looks like yourself. Income can be irregular, especially early on, and most people in creative fields also do other paid work alongside their craft.</w:t>
+              <w:t xml:space="preserve">Creative work often means long stretches with no fixed instructions: you decide what “good” looks like yourself. Income can be irregular, especially early on, and most people in creative fields also do other paid work alongside their craft.</w:t>
             </w:r>
           </w:p>
         </w:tc>
@@ -2116,7 +2116,7 @@
                 <w:sz w:val="19"/>
                 <w:szCs w:val="19"/>
               </w:rPr>
-              <w:t xml:space="preserve">Coordination Orientation — The Orchestrator</w:t>
+              <w:t xml:space="preserve">Coordination Orientation: The Orchestrator</w:t>
             </w:r>
           </w:p>
         </w:tc>
@@ -2146,7 +2146,7 @@
                 <w:sz w:val="19"/>
                 <w:szCs w:val="19"/>
               </w:rPr>
-              <w:t xml:space="preserve">This work is mostly about people, not tasks — meetings, phone calls, and sorting out clashes between what different people want. It can be tiring because your day depends on everyone else's day going to plan, which it often does not.</w:t>
+              <w:t xml:space="preserve">This work is mostly about people, not tasks: meetings, phone calls, and sorting out clashes between what different people want. It can be tiring because your day depends on everyone else's day going to plan, which it often does not.</w:t>
             </w:r>
           </w:p>
         </w:tc>
@@ -2179,7 +2179,7 @@
                 <w:sz w:val="19"/>
                 <w:szCs w:val="19"/>
               </w:rPr>
-              <w:t xml:space="preserve">Discovery Orientation — The Explorer</w:t>
+              <w:t xml:space="preserve">Discovery Orientation: The Explorer</w:t>
             </w:r>
           </w:p>
         </w:tc>
@@ -2242,7 +2242,7 @@
                 <w:sz w:val="19"/>
                 <w:szCs w:val="19"/>
               </w:rPr>
-              <w:t xml:space="preserve">Integration Orientation — The Guide</w:t>
+              <w:t xml:space="preserve">Integration Orientation: The Guide</w:t>
             </w:r>
           </w:p>
         </w:tc>
@@ -2272,7 +2272,7 @@
                 <w:sz w:val="19"/>
                 <w:szCs w:val="19"/>
               </w:rPr>
-              <w:t xml:space="preserve">Teaching, counselling and mentoring work is emotionally demanding as well as practically demanding — you carry other people's setbacks alongside your own. It is also often paid less than its importance deserves, which is worth naming honestly.</w:t>
+              <w:t xml:space="preserve">Teaching, counselling and mentoring work is emotionally demanding as well as practically demanding; you carry other people's setbacks alongside your own. It is also often paid less than its importance deserves, which is worth naming honestly.</w:t>
             </w:r>
           </w:p>
         </w:tc>
@@ -2305,7 +2305,7 @@
                 <w:sz w:val="19"/>
                 <w:szCs w:val="19"/>
               </w:rPr>
-              <w:t xml:space="preserve">Preservation Orientation — The Guardian</w:t>
+              <w:t xml:space="preserve">Preservation Orientation: The Guardian</w:t>
             </w:r>
           </w:p>
         </w:tc>
@@ -2368,7 +2368,7 @@
                 <w:sz w:val="19"/>
                 <w:szCs w:val="19"/>
               </w:rPr>
-              <w:t xml:space="preserve">Transformation Orientation — The Transmuter</w:t>
+              <w:t xml:space="preserve">Transformation Orientation: The Transmuter</w:t>
             </w:r>
           </w:p>
         </w:tc>
@@ -2398,7 +2398,7 @@
                 <w:sz w:val="19"/>
                 <w:szCs w:val="19"/>
               </w:rPr>
-              <w:t xml:space="preserve">Change-focused work is unstable by nature — you may need to start over more than once, and not every idea or business will succeed. Financial security often comes later than in more traditional careers, if it comes from this path at all.</w:t>
+              <w:t xml:space="preserve">Change-focused work is unstable by nature: you may need to start over more than once, and not every idea or business will succeed. Financial security often comes later than in more traditional careers, if it comes from this path at all.</w:t>
             </w:r>
           </w:p>
         </w:tc>
@@ -2566,7 +2566,7 @@
           <w:sz w:val="21"/>
           <w:szCs w:val="21"/>
         </w:rPr>
-        <w:t xml:space="preserve">In small groups (mixed dominant orientations work best), let learners share one item each from their own Pathways to Explore section — a subject, institution, or career example — and why it appealed to them.</w:t>
+        <w:t xml:space="preserve">In small groups (mixed dominant orientations work best), let learners share one item each from their own Pathways to Explore section (a subject, institution, or career example) and why it appealed to them.</w:t>
       </w:r>
     </w:p>
     <w:p>
@@ -2698,7 +2698,7 @@
           <w:sz w:val="21"/>
           <w:szCs w:val="21"/>
         </w:rPr>
-        <w:t xml:space="preserve">No computers or internet are needed at any point — the workbook and this guide are both designed to work entirely on paper.</w:t>
+        <w:t xml:space="preserve">No computers or internet are needed at any point: the workbook and this guide are both designed to work entirely on paper.</w:t>
       </w:r>
     </w:p>
     <w:p>
@@ -2861,7 +2861,7 @@
                 <w:sz w:val="19"/>
                 <w:szCs w:val="19"/>
               </w:rPr>
-              <w:t xml:space="preserve">Do not treat the workbook as overriding family input. Acknowledge both: “Your result is one useful piece of information about yourself — it sits alongside what your family wants for you and what the school advises, not above them.” Offer to help the student prepare for that conversation at home rather than have it for them.</w:t>
+              <w:t xml:space="preserve">Do not treat the workbook as overriding family input. Acknowledge both: “Your result is one useful piece of information about yourself; it sits alongside what your family wants for you and what the school advises, not above them.” Offer to help the student prepare for that conversation at home rather than have it for them.</w:t>
             </w:r>
           </w:p>
         </w:tc>
@@ -3250,7 +3250,7 @@
           <w:sz w:val="30"/>
           <w:szCs w:val="30"/>
         </w:rPr>
-        <w:t xml:space="preserve">12. Quick Reference — The Seven Orientations</w:t>
+        <w:t xml:space="preserve">12. Quick Reference: The Seven Orientations</w:t>
       </w:r>
     </w:p>
     <w:p>
@@ -4075,7 +4075,7 @@
           <w:sz w:val="21"/>
           <w:szCs w:val="21"/>
         </w:rPr>
-        <w:t xml:space="preserve">Use this only to track who has completed the activity — never record a learner's Dominant/Secondary/Shadow result here or in any register your school cannot keep confidential. Personal results belong to the learner.</w:t>
+        <w:t xml:space="preserve">Use this only to track who has completed the activity; never record a learner's Dominant/Secondary/Shadow result here or in any register your school cannot keep confidential. Personal results belong to the learner.</w:t>
       </w:r>
     </w:p>
     <w:tbl>
@@ -5116,7 +5116,7 @@
         <w:sz w:val="16"/>
         <w:szCs w:val="16"/>
       </w:rPr>
-      <w:t xml:space="preserve">Pathway Orientation — Facilitator's Guide (DRAFT)</w:t>
+      <w:t xml:space="preserve">Pathway Orientation: Facilitator's Guide (DRAFT)</w:t>
     </w:r>
   </w:p>
 </w:hdr>
